--- a/проект3_требования.docx
+++ b/проект3_требования.docx
@@ -195,15 +195,21 @@
           <w:rFonts w:ascii="Times New Roman" w:eastAsia="Consolas" w:hAnsi="Times New Roman" w:cs="Times New Roman"/>
           <w:color w:val="000000" w:themeColor="text1"/>
         </w:rPr>
-        <w:t>Актуальность проекта заключается в том, что создание игры позволяет изучить основы разработки графических приложений, обработки событий клавиатуры, работы с двумерными массивами и организации объектно-ориентированного кода. Кроме того, игра «Тетрис» является классическим примером логической игры, что делает её удобной для изучения алгоритмов и структур данных.</w:t>
-      </w:r>
-      <w:r>
-        <w:rPr>
-          <w:rFonts w:ascii="Times New Roman" w:eastAsia="Consolas" w:hAnsi="Times New Roman" w:cs="Times New Roman"/>
-          <w:color w:val="000000" w:themeColor="text1"/>
-        </w:rPr>
-        <w:br/>
-      </w:r>
+        <w:t>Актуальность проекта заключается в том, что «Тетрис» является известной во всём мире логической игрой с простыми правилами, направленной на развитие мышления. Благодаря своей доступности и понятному игровому процессу игра остаётся популярной среди пользователей различных возрастов.</w:t>
+      </w:r>
+    </w:p>
+    <w:p>
+      <w:pPr>
+        <w:pStyle w:val="a7"/>
+        <w:autoSpaceDE w:val="0"/>
+        <w:autoSpaceDN w:val="0"/>
+        <w:adjustRightInd w:val="0"/>
+        <w:spacing w:after="0" w:line="240" w:lineRule="auto"/>
+        <w:rPr>
+          <w:rFonts w:ascii="Times New Roman" w:eastAsia="Consolas" w:hAnsi="Times New Roman" w:cs="Times New Roman"/>
+          <w:color w:val="000000" w:themeColor="text1"/>
+        </w:rPr>
+      </w:pPr>
     </w:p>
     <w:p>
       <w:pPr>
@@ -898,31 +904,31 @@
           <w:rFonts w:ascii="Times New Roman" w:eastAsia="Consolas" w:hAnsi="Times New Roman" w:cs="Times New Roman"/>
           <w:color w:val="000000" w:themeColor="text1"/>
         </w:rPr>
+        <w:t>удаление полностью заполненных линий;</w:t>
+      </w:r>
+    </w:p>
+    <w:p>
+      <w:pPr>
+        <w:pStyle w:val="a7"/>
+        <w:numPr>
+          <w:ilvl w:val="0"/>
+          <w:numId w:val="8"/>
+        </w:numPr>
+        <w:autoSpaceDE w:val="0"/>
+        <w:autoSpaceDN w:val="0"/>
+        <w:adjustRightInd w:val="0"/>
+        <w:spacing w:after="0" w:line="240" w:lineRule="auto"/>
+        <w:rPr>
+          <w:rFonts w:ascii="Times New Roman" w:eastAsia="Consolas" w:hAnsi="Times New Roman" w:cs="Times New Roman"/>
+          <w:color w:val="000000" w:themeColor="text1"/>
+        </w:rPr>
+      </w:pPr>
+      <w:r>
+        <w:rPr>
+          <w:rFonts w:ascii="Times New Roman" w:eastAsia="Consolas" w:hAnsi="Times New Roman" w:cs="Times New Roman"/>
+          <w:color w:val="000000" w:themeColor="text1"/>
+        </w:rPr>
         <w:lastRenderedPageBreak/>
-        <w:t>удаление полностью заполненных линий;</w:t>
-      </w:r>
-    </w:p>
-    <w:p>
-      <w:pPr>
-        <w:pStyle w:val="a7"/>
-        <w:numPr>
-          <w:ilvl w:val="0"/>
-          <w:numId w:val="8"/>
-        </w:numPr>
-        <w:autoSpaceDE w:val="0"/>
-        <w:autoSpaceDN w:val="0"/>
-        <w:adjustRightInd w:val="0"/>
-        <w:spacing w:after="0" w:line="240" w:lineRule="auto"/>
-        <w:rPr>
-          <w:rFonts w:ascii="Times New Roman" w:eastAsia="Consolas" w:hAnsi="Times New Roman" w:cs="Times New Roman"/>
-          <w:color w:val="000000" w:themeColor="text1"/>
-        </w:rPr>
-      </w:pPr>
-      <w:r>
-        <w:rPr>
-          <w:rFonts w:ascii="Times New Roman" w:eastAsia="Consolas" w:hAnsi="Times New Roman" w:cs="Times New Roman"/>
-          <w:color w:val="000000" w:themeColor="text1"/>
-        </w:rPr>
         <w:t>увеличение уровня сложности после очистки нескольких линий;</w:t>
       </w:r>
     </w:p>

--- a/проект3_требования.docx
+++ b/проект3_требования.docx
@@ -91,16 +91,13 @@
         <w:br/>
         <w:t>Программа «</w:t>
       </w:r>
-      <w:proofErr w:type="spellStart"/>
-      <w:r>
-        <w:rPr>
-          <w:rFonts w:ascii="Times New Roman" w:eastAsia="Consolas" w:hAnsi="Times New Roman" w:cs="Times New Roman"/>
-          <w:color w:val="000000" w:themeColor="text1"/>
-          <w:lang w:val="en-US"/>
-        </w:rPr>
-        <w:t>TetrisGame</w:t>
-      </w:r>
-      <w:proofErr w:type="spellEnd"/>
+      <w:r>
+        <w:rPr>
+          <w:rFonts w:ascii="Times New Roman" w:eastAsia="Consolas" w:hAnsi="Times New Roman" w:cs="Times New Roman"/>
+          <w:color w:val="000000" w:themeColor="text1"/>
+        </w:rPr>
+        <w:t>Тетрис</w:t>
+      </w:r>
       <w:r>
         <w:rPr>
           <w:rFonts w:ascii="Times New Roman" w:eastAsia="Consolas" w:hAnsi="Times New Roman" w:cs="Times New Roman"/>
@@ -1361,7 +1358,6 @@
           <w:color w:val="000000" w:themeColor="text1"/>
         </w:rPr>
       </w:pPr>
-      <w:proofErr w:type="spellStart"/>
       <w:r>
         <w:rPr>
           <w:rFonts w:ascii="Times New Roman" w:eastAsia="Consolas" w:hAnsi="Times New Roman" w:cs="Times New Roman"/>
@@ -1370,7 +1366,6 @@
         </w:rPr>
         <w:t>Tkinter</w:t>
       </w:r>
-      <w:proofErr w:type="spellEnd"/>
       <w:r>
         <w:rPr>
           <w:rFonts w:ascii="Times New Roman" w:eastAsia="Consolas" w:hAnsi="Times New Roman" w:cs="Times New Roman"/>
@@ -3105,6 +3100,7 @@
   <w:style w:type="character" w:default="1" w:styleId="a0">
     <w:name w:val="Default Paragraph Font"/>
     <w:uiPriority w:val="1"/>
+    <w:semiHidden/>
     <w:unhideWhenUsed/>
   </w:style>
   <w:style w:type="table" w:default="1" w:styleId="a1">
